--- a/content-src/docx/R TLS 2004 01 02 Tony Lopez.docx
+++ b/content-src/docx/R TLS 2004 01 02 Tony Lopez.docx
@@ -20,7 +20,7 @@
         <w:br/>
       </w:r>
       <w:r>
-        <w:t xml:space="preserve">128pp. Salt. Paperback, £8.95. ISBN 1-84471-030-0&lt;/details&gt;</w:t>
+        <w:t xml:space="preserve">128pp. Salt. Paperback, £8.95&lt;/details&gt;</w:t>
       </w:r>
     </w:p>
     <w:p>
